--- a/klagomål/A 36223-2026 FSC-klagomål.docx
+++ b/klagomål/A 36223-2026 FSC-klagomål.docx
@@ -688,7 +688,7 @@
     <w:r>
       <w:tab/>
       <w:tab/>
-      <w:t>2026-09-04</w:t>
+      <w:t>2026-09-05</w:t>
       <w:br/>
       <w:br/>
     </w:r>

--- a/klagomål/A 36223-2026 FSC-klagomål.docx
+++ b/klagomål/A 36223-2026 FSC-klagomål.docx
@@ -688,7 +688,7 @@
     <w:r>
       <w:tab/>
       <w:tab/>
-      <w:t>2026-09-05</w:t>
+      <w:t>2026-09-06</w:t>
       <w:br/>
       <w:br/>
     </w:r>

--- a/klagomål/A 36223-2026 FSC-klagomål.docx
+++ b/klagomål/A 36223-2026 FSC-klagomål.docx
@@ -688,7 +688,7 @@
     <w:r>
       <w:tab/>
       <w:tab/>
-      <w:t>2026-09-06</w:t>
+      <w:t>2026-09-07</w:t>
       <w:br/>
       <w:br/>
     </w:r>

--- a/klagomål/A 36223-2026 FSC-klagomål.docx
+++ b/klagomål/A 36223-2026 FSC-klagomål.docx
@@ -688,7 +688,7 @@
     <w:r>
       <w:tab/>
       <w:tab/>
-      <w:t>2026-09-07</w:t>
+      <w:t>2026-09-08</w:t>
       <w:br/>
       <w:br/>
     </w:r>

--- a/klagomål/A 36223-2026 FSC-klagomål.docx
+++ b/klagomål/A 36223-2026 FSC-klagomål.docx
@@ -688,7 +688,7 @@
     <w:r>
       <w:tab/>
       <w:tab/>
-      <w:t>2026-09-08</w:t>
+      <w:t>2026-09-09</w:t>
       <w:br/>
       <w:br/>
     </w:r>

--- a/klagomål/A 36223-2026 FSC-klagomål.docx
+++ b/klagomål/A 36223-2026 FSC-klagomål.docx
@@ -688,7 +688,7 @@
     <w:r>
       <w:tab/>
       <w:tab/>
-      <w:t>2026-09-09</w:t>
+      <w:t>2026-09-10</w:t>
       <w:br/>
       <w:br/>
     </w:r>

--- a/klagomål/A 36223-2026 FSC-klagomål.docx
+++ b/klagomål/A 36223-2026 FSC-klagomål.docx
@@ -688,7 +688,7 @@
     <w:r>
       <w:tab/>
       <w:tab/>
-      <w:t>2026-09-10</w:t>
+      <w:t>2026-09-11</w:t>
       <w:br/>
       <w:br/>
     </w:r>

--- a/klagomål/A 36223-2026 FSC-klagomål.docx
+++ b/klagomål/A 36223-2026 FSC-klagomål.docx
@@ -688,7 +688,7 @@
     <w:r>
       <w:tab/>
       <w:tab/>
-      <w:t>2026-09-11</w:t>
+      <w:t>2026-09-12</w:t>
       <w:br/>
       <w:br/>
     </w:r>

--- a/klagomål/A 36223-2026 FSC-klagomål.docx
+++ b/klagomål/A 36223-2026 FSC-klagomål.docx
@@ -688,7 +688,7 @@
     <w:r>
       <w:tab/>
       <w:tab/>
-      <w:t>2026-09-12</w:t>
+      <w:t>2026-09-13</w:t>
       <w:br/>
       <w:br/>
     </w:r>
